--- a/doc/3-223401010135-李芾葳&223401010122-秦炜沣-系统部署说明.docx
+++ b/doc/3-223401010135-李芾葳&223401010122-秦炜沣-系统部署说明.docx
@@ -619,6 +619,23 @@
     </w:p>
     <w:p>
       <w:pPr>
+        <w:spacing w:after="60" w:before="60"/>
+        <w:jc w:val="left"/>
+      </w:pPr>
+      <w:r>
+        <w:rPr>
+          <w:rFonts w:ascii="黑体" w:cs="黑体" w:eastAsia="黑体" w:hAnsi="黑体"/>
+          <w:b/>
+          <w:bCs/>
+          <w:color w:val="CC0000"/>
+          <w:sz w:val="22"/>
+          <w:szCs w:val="22"/>
+        </w:rPr>
+        <w:t xml:space="preserve">[截图点] 此处截图：终端 git clone 成功后 cd 进入项目目录</w:t>
+      </w:r>
+    </w:p>
+    <w:p>
+      <w:pPr>
         <w:spacing w:after="80" w:before="80"/>
         <w:jc w:val="left"/>
       </w:pPr>
@@ -816,6 +833,23 @@
     </w:p>
     <w:p>
       <w:pPr>
+        <w:spacing w:after="60" w:before="60"/>
+        <w:jc w:val="left"/>
+      </w:pPr>
+      <w:r>
+        <w:rPr>
+          <w:rFonts w:ascii="黑体" w:cs="黑体" w:eastAsia="黑体" w:hAnsi="黑体"/>
+          <w:b/>
+          <w:bCs/>
+          <w:color w:val="CC0000"/>
+          <w:sz w:val="22"/>
+          <w:szCs w:val="22"/>
+        </w:rPr>
+        <w:t xml:space="preserve">[截图点] 此处截图：后端启动成功的终端输出 (SpringBoot 启动日志，端口8080)</w:t>
+      </w:r>
+    </w:p>
+    <w:p>
+      <w:pPr>
         <w:spacing w:after="80" w:before="80"/>
         <w:jc w:val="left"/>
       </w:pPr>
@@ -909,6 +943,57 @@
           <w:szCs w:val="20"/>
         </w:rPr>
         <w:t xml:space="preserve">npm run dev</w:t>
+      </w:r>
+    </w:p>
+    <w:p>
+      <w:pPr>
+        <w:spacing w:after="60" w:before="60"/>
+        <w:jc w:val="left"/>
+      </w:pPr>
+      <w:r>
+        <w:rPr>
+          <w:rFonts w:ascii="黑体" w:cs="黑体" w:eastAsia="黑体" w:hAnsi="黑体"/>
+          <w:b/>
+          <w:bCs/>
+          <w:color w:val="CC0000"/>
+          <w:sz w:val="22"/>
+          <w:szCs w:val="22"/>
+        </w:rPr>
+        <w:t xml:space="preserve">[截图点] 此处截图：浏览器打开 http://localhost:5173 登录页面</w:t>
+      </w:r>
+    </w:p>
+    <w:p>
+      <w:pPr>
+        <w:spacing w:after="60" w:before="60"/>
+        <w:jc w:val="left"/>
+      </w:pPr>
+      <w:r>
+        <w:rPr>
+          <w:rFonts w:ascii="黑体" w:cs="黑体" w:eastAsia="黑体" w:hAnsi="黑体"/>
+          <w:b/>
+          <w:bCs/>
+          <w:color w:val="CC0000"/>
+          <w:sz w:val="22"/>
+          <w:szCs w:val="22"/>
+        </w:rPr>
+        <w:t xml:space="preserve">[截图点] 此处截图：登录后的首页活动列表页面</w:t>
+      </w:r>
+    </w:p>
+    <w:p>
+      <w:pPr>
+        <w:spacing w:after="60" w:before="60"/>
+        <w:jc w:val="left"/>
+      </w:pPr>
+      <w:r>
+        <w:rPr>
+          <w:rFonts w:ascii="黑体" w:cs="黑体" w:eastAsia="黑体" w:hAnsi="黑体"/>
+          <w:b/>
+          <w:bCs/>
+          <w:color w:val="CC0000"/>
+          <w:sz w:val="22"/>
+          <w:szCs w:val="22"/>
+        </w:rPr>
+        <w:t xml:space="preserve">[截图点] 此处截图：管理员后台页面 (admin账号登录后)</w:t>
       </w:r>
     </w:p>
     <w:p>
